--- a/系統文件/8-2 表格及其 Meta data.docx
+++ b/系統文件/8-2 表格及其 Meta data.docx
@@ -1184,6 +1184,214 @@
           </w:p>
         </w:tc>
       </w:tr>
+      <w:tr>
+        <w:tc>
+          <w:tcPr>
+            <w:tcW w:w="1206" w:type="pct"/>
+          </w:tcPr>
+          <w:p>
+            <w:proofErr w:type="spellStart"/>
+            <w:r>
+              <w:t>total_active_days</w:t>
+            </w:r>
+            <w:proofErr w:type="spellEnd"/>
+          </w:p>
+        </w:tc>
+        <w:tc>
+          <w:tcPr>
+            <w:tcW w:w="1250" w:type="pct"/>
+          </w:tcPr>
+          <w:p>
+            <w:r>
+              <w:t>累積活躍天數</w:t>
+            </w:r>
+          </w:p>
+        </w:tc>
+        <w:tc>
+          <w:tcPr>
+            <w:tcW w:w="805" w:type="pct"/>
+          </w:tcPr>
+          <w:p>
+            <w:r>
+              <w:t>Integer</w:t>
+            </w:r>
+          </w:p>
+        </w:tc>
+        <w:tc>
+          <w:tcPr>
+            <w:tcW w:w="775" w:type="pct"/>
+          </w:tcPr>
+          <w:p>
+            <w:r>
+              <w:t xml:space="preserve">4 </w:t>
+            </w:r>
+            <w:proofErr w:type="gramStart"/>
+            <w:r>
+              <w:t>byte</w:t>
+            </w:r>
+            <w:proofErr w:type="gramEnd"/>
+          </w:p>
+        </w:tc>
+        <w:tc>
+          <w:tcPr>
+            <w:tcW w:w="400" w:type="pct"/>
+          </w:tcPr>
+          <w:p/>
+        </w:tc>
+        <w:tc>
+          <w:tcPr>
+            <w:tcW w:w="400" w:type="pct"/>
+          </w:tcPr>
+          <w:p>
+            <w:pPr>
+              <w:rPr>
+                <w:rFonts w:ascii="Times New Roman" w:eastAsia="Times New Roman" w:hAnsi="Times New Roman" w:cs="Times New Roman"/>
+                <w:sz w:val="20"/>
+                <w:szCs w:val="20"/>
+              </w:rPr>
+            </w:pPr>
+          </w:p>
+        </w:tc>
+      </w:tr>
+      <w:tr>
+        <w:tc>
+          <w:tcPr>
+            <w:tcW w:w="1206" w:type="pct"/>
+          </w:tcPr>
+          <w:p>
+            <w:proofErr w:type="spellStart"/>
+            <w:r>
+              <w:t>total_scans</w:t>
+            </w:r>
+            <w:proofErr w:type="spellEnd"/>
+          </w:p>
+        </w:tc>
+        <w:tc>
+          <w:tcPr>
+            <w:tcW w:w="1250" w:type="pct"/>
+          </w:tcPr>
+          <w:p>
+            <w:r>
+              <w:t>累積拍照次數</w:t>
+            </w:r>
+          </w:p>
+        </w:tc>
+        <w:tc>
+          <w:tcPr>
+            <w:tcW w:w="805" w:type="pct"/>
+          </w:tcPr>
+          <w:p>
+            <w:r>
+              <w:t>Integer</w:t>
+            </w:r>
+          </w:p>
+        </w:tc>
+        <w:tc>
+          <w:tcPr>
+            <w:tcW w:w="775" w:type="pct"/>
+          </w:tcPr>
+          <w:p>
+            <w:r>
+              <w:t xml:space="preserve">4 </w:t>
+            </w:r>
+            <w:proofErr w:type="gramStart"/>
+            <w:r>
+              <w:t>byte</w:t>
+            </w:r>
+            <w:proofErr w:type="gramEnd"/>
+          </w:p>
+        </w:tc>
+        <w:tc>
+          <w:tcPr>
+            <w:tcW w:w="400" w:type="pct"/>
+          </w:tcPr>
+          <w:p/>
+        </w:tc>
+        <w:tc>
+          <w:tcPr>
+            <w:tcW w:w="400" w:type="pct"/>
+          </w:tcPr>
+          <w:p>
+            <w:pPr>
+              <w:rPr>
+                <w:rFonts w:ascii="Times New Roman" w:eastAsia="Times New Roman" w:hAnsi="Times New Roman" w:cs="Times New Roman"/>
+                <w:sz w:val="20"/>
+                <w:szCs w:val="20"/>
+              </w:rPr>
+            </w:pPr>
+          </w:p>
+        </w:tc>
+      </w:tr>
+      <w:tr>
+        <w:tc>
+          <w:tcPr>
+            <w:tcW w:w="1206" w:type="pct"/>
+          </w:tcPr>
+          <w:p>
+            <w:proofErr w:type="spellStart"/>
+            <w:r>
+              <w:t>notified_levels</w:t>
+            </w:r>
+            <w:proofErr w:type="spellEnd"/>
+          </w:p>
+        </w:tc>
+        <w:tc>
+          <w:tcPr>
+            <w:tcW w:w="1250" w:type="pct"/>
+          </w:tcPr>
+          <w:p>
+            <w:r>
+              <w:t>已通知徽章等級</w:t>
+            </w:r>
+          </w:p>
+        </w:tc>
+        <w:tc>
+          <w:tcPr>
+            <w:tcW w:w="805" w:type="pct"/>
+          </w:tcPr>
+          <w:p>
+            <w:r>
+              <w:rPr>
+                <w:rFonts w:hint="eastAsia"/>
+              </w:rPr>
+              <w:t>JOSN</w:t>
+            </w:r>
+          </w:p>
+        </w:tc>
+        <w:tc>
+          <w:tcPr>
+            <w:tcW w:w="775" w:type="pct"/>
+          </w:tcPr>
+          <w:p>
+            <w:r>
+              <w:rPr>
+                <w:rFonts w:hint="eastAsia"/>
+              </w:rPr>
+              <w:t>-</w:t>
+            </w:r>
+          </w:p>
+        </w:tc>
+        <w:tc>
+          <w:tcPr>
+            <w:tcW w:w="400" w:type="pct"/>
+          </w:tcPr>
+          <w:p/>
+        </w:tc>
+        <w:tc>
+          <w:tcPr>
+            <w:tcW w:w="400" w:type="pct"/>
+          </w:tcPr>
+          <w:p>
+            <w:pPr>
+              <w:rPr>
+                <w:rFonts w:ascii="Times New Roman" w:eastAsia="Times New Roman" w:hAnsi="Times New Roman" w:cs="Times New Roman"/>
+                <w:sz w:val="20"/>
+                <w:szCs w:val="20"/>
+              </w:rPr>
+            </w:pPr>
+          </w:p>
+        </w:tc>
+      </w:tr>
     </w:tbl>
     <w:p>
       <w:pPr>
@@ -1194,7 +1402,7 @@
       </w:pPr>
       <w:r>
         <w:pict w14:anchorId="45B05EFA">
-          <v:rect id="_x0000_i1206" style="width:0;height:1.5pt" o:hralign="center" o:hrstd="t" o:hr="t" fillcolor="#a0a0a0" stroked="f"/>
+          <v:rect id="_x0000_i1025" style="width:0;height:1.5pt" o:hralign="center" o:hrstd="t" o:hr="t" fillcolor="#a0a0a0" stroked="f"/>
         </w:pict>
       </w:r>
     </w:p>
@@ -1776,6 +1984,7 @@
               </w:rPr>
             </w:pPr>
             <w:r>
+              <w:lastRenderedPageBreak/>
               <w:t>culture</w:t>
             </w:r>
           </w:p>
@@ -1920,7 +2129,7 @@
       </w:pPr>
       <w:r>
         <w:pict w14:anchorId="1A386CB2">
-          <v:rect id="_x0000_i1207" style="width:0;height:1.5pt" o:hralign="center" o:hrstd="t" o:hr="t" fillcolor="#a0a0a0" stroked="f"/>
+          <v:rect id="_x0000_i1026" style="width:0;height:1.5pt" o:hralign="center" o:hrstd="t" o:hr="t" fillcolor="#a0a0a0" stroked="f"/>
         </w:pict>
       </w:r>
     </w:p>
@@ -1929,7 +2138,6 @@
         <w:pStyle w:val="1"/>
       </w:pPr>
       <w:r>
-        <w:lastRenderedPageBreak/>
         <w:t>表</w:t>
       </w:r>
       <w:r>
@@ -2334,7 +2542,7 @@
       </w:pPr>
       <w:r>
         <w:pict w14:anchorId="01AEB445">
-          <v:rect id="_x0000_i1208" style="width:0;height:1.5pt" o:hralign="center" o:hrstd="t" o:hr="t" fillcolor="#a0a0a0" stroked="f"/>
+          <v:rect id="_x0000_i1027" style="width:0;height:1.5pt" o:hralign="center" o:hrstd="t" o:hr="t" fillcolor="#a0a0a0" stroked="f"/>
         </w:pict>
       </w:r>
     </w:p>
@@ -2372,8 +2580,8 @@
         <w:tblLook w:val="04A0" w:firstRow="1" w:lastRow="0" w:firstColumn="1" w:lastColumn="0" w:noHBand="0" w:noVBand="1"/>
       </w:tblPr>
       <w:tblGrid>
-        <w:gridCol w:w="2376"/>
-        <w:gridCol w:w="1888"/>
+        <w:gridCol w:w="2378"/>
+        <w:gridCol w:w="1886"/>
         <w:gridCol w:w="1198"/>
         <w:gridCol w:w="1198"/>
         <w:gridCol w:w="617"/>
@@ -3035,6 +3243,70 @@
           <w:tcPr>
             <w:tcW w:w="590" w:type="pct"/>
             <w:hideMark/>
+          </w:tcPr>
+          <w:p>
+            <w:pPr>
+              <w:rPr>
+                <w:rFonts w:ascii="Times New Roman" w:eastAsia="Times New Roman" w:hAnsi="Times New Roman" w:cs="Times New Roman"/>
+                <w:sz w:val="20"/>
+                <w:szCs w:val="20"/>
+              </w:rPr>
+            </w:pPr>
+          </w:p>
+        </w:tc>
+      </w:tr>
+      <w:tr>
+        <w:tc>
+          <w:tcPr>
+            <w:tcW w:w="1391" w:type="pct"/>
+          </w:tcPr>
+          <w:p>
+            <w:proofErr w:type="spellStart"/>
+            <w:r>
+              <w:t>sentence_upper_inter</w:t>
+            </w:r>
+            <w:proofErr w:type="spellEnd"/>
+          </w:p>
+        </w:tc>
+        <w:tc>
+          <w:tcPr>
+            <w:tcW w:w="1106" w:type="pct"/>
+          </w:tcPr>
+          <w:p>
+            <w:r>
+              <w:t>中高級例句</w:t>
+            </w:r>
+          </w:p>
+        </w:tc>
+        <w:tc>
+          <w:tcPr>
+            <w:tcW w:w="701" w:type="pct"/>
+          </w:tcPr>
+          <w:p>
+            <w:r>
+              <w:t>VARCHAR</w:t>
+            </w:r>
+          </w:p>
+        </w:tc>
+        <w:tc>
+          <w:tcPr>
+            <w:tcW w:w="701" w:type="pct"/>
+          </w:tcPr>
+          <w:p>
+            <w:r>
+              <w:t>255</w:t>
+            </w:r>
+          </w:p>
+        </w:tc>
+        <w:tc>
+          <w:tcPr>
+            <w:tcW w:w="362" w:type="pct"/>
+          </w:tcPr>
+          <w:p/>
+        </w:tc>
+        <w:tc>
+          <w:tcPr>
+            <w:tcW w:w="590" w:type="pct"/>
           </w:tcPr>
           <w:p>
             <w:pPr>
@@ -3209,7 +3481,7 @@
       </w:pPr>
       <w:r>
         <w:pict w14:anchorId="2646791C">
-          <v:rect id="_x0000_i1209" style="width:0;height:1.5pt" o:hralign="center" o:hrstd="t" o:hr="t" fillcolor="#a0a0a0" stroked="f"/>
+          <v:rect id="_x0000_i1028" style="width:0;height:1.5pt" o:hralign="center" o:hrstd="t" o:hr="t" fillcolor="#a0a0a0" stroked="f"/>
         </w:pict>
       </w:r>
     </w:p>
@@ -3218,6 +3490,7 @@
         <w:pStyle w:val="1"/>
       </w:pPr>
       <w:r>
+        <w:lastRenderedPageBreak/>
         <w:t>表</w:t>
       </w:r>
       <w:r>
@@ -3564,7 +3837,6 @@
             </w:pPr>
             <w:proofErr w:type="spellStart"/>
             <w:r>
-              <w:lastRenderedPageBreak/>
               <w:t>level_tag</w:t>
             </w:r>
             <w:proofErr w:type="spellEnd"/>
@@ -4102,7 +4374,7 @@
       </w:pPr>
       <w:r>
         <w:pict w14:anchorId="78A0E9EF">
-          <v:rect id="_x0000_i1210" style="width:0;height:1.5pt" o:hralign="center" o:hrstd="t" o:hr="t" fillcolor="#a0a0a0" stroked="f"/>
+          <v:rect id="_x0000_i1029" style="width:0;height:1.5pt" o:hralign="center" o:hrstd="t" o:hr="t" fillcolor="#a0a0a0" stroked="f"/>
         </w:pict>
       </w:r>
     </w:p>
@@ -4690,7 +4962,7 @@
       </w:pPr>
       <w:r>
         <w:pict w14:anchorId="503B6099">
-          <v:rect id="_x0000_i1211" style="width:0;height:1.5pt" o:hralign="center" o:hrstd="t" o:hr="t" fillcolor="#a0a0a0" stroked="f"/>
+          <v:rect id="_x0000_i1030" style="width:0;height:1.5pt" o:hralign="center" o:hrstd="t" o:hr="t" fillcolor="#a0a0a0" stroked="f"/>
         </w:pict>
       </w:r>
     </w:p>
@@ -4892,6 +5164,7 @@
           </w:tcPr>
           <w:p>
             <w:r>
+              <w:lastRenderedPageBreak/>
               <w:t>id</w:t>
             </w:r>
           </w:p>
@@ -5282,7 +5555,7 @@
       </w:pPr>
       <w:r>
         <w:pict w14:anchorId="10F5A148">
-          <v:rect id="_x0000_i1212" style="width:0;height:1.5pt" o:hralign="center" o:hrstd="t" o:hr="t" fillcolor="#a0a0a0" stroked="f"/>
+          <v:rect id="_x0000_i1031" style="width:0;height:1.5pt" o:hralign="center" o:hrstd="t" o:hr="t" fillcolor="#a0a0a0" stroked="f"/>
         </w:pict>
       </w:r>
     </w:p>
@@ -5291,7 +5564,6 @@
         <w:pStyle w:val="1"/>
       </w:pPr>
       <w:r>
-        <w:lastRenderedPageBreak/>
         <w:t>表</w:t>
       </w:r>
       <w:r>
@@ -5789,7 +6061,7 @@
       </w:pPr>
       <w:r>
         <w:pict w14:anchorId="3A38F683">
-          <v:rect id="_x0000_i1213" style="width:0;height:1.5pt" o:hralign="center" o:hrstd="t" o:hr="t" fillcolor="#a0a0a0" stroked="f"/>
+          <v:rect id="_x0000_i1032" style="width:0;height:1.5pt" o:hralign="center" o:hrstd="t" o:hr="t" fillcolor="#a0a0a0" stroked="f"/>
         </w:pict>
       </w:r>
     </w:p>
@@ -6200,7 +6472,7 @@
       </w:pPr>
       <w:r>
         <w:pict w14:anchorId="3655D1A3">
-          <v:rect id="_x0000_i1214" style="width:0;height:1.5pt" o:hralign="center" o:hrstd="t" o:hr="t" fillcolor="#a0a0a0" stroked="f"/>
+          <v:rect id="_x0000_i1033" style="width:0;height:1.5pt" o:hralign="center" o:hrstd="t" o:hr="t" fillcolor="#a0a0a0" stroked="f"/>
         </w:pict>
       </w:r>
     </w:p>
@@ -6481,6 +6753,7 @@
             </w:pPr>
             <w:proofErr w:type="spellStart"/>
             <w:r>
+              <w:lastRenderedPageBreak/>
               <w:t>user_id</w:t>
             </w:r>
             <w:proofErr w:type="spellEnd"/>
@@ -6712,7 +6985,7 @@
       </w:pPr>
       <w:r>
         <w:pict w14:anchorId="15583016">
-          <v:rect id="_x0000_i1215" style="width:0;height:1.5pt" o:hralign="center" o:hrstd="t" o:hr="t" fillcolor="#a0a0a0" stroked="f"/>
+          <v:rect id="_x0000_i1034" style="width:0;height:1.5pt" o:hralign="center" o:hrstd="t" o:hr="t" fillcolor="#a0a0a0" stroked="f"/>
         </w:pict>
       </w:r>
     </w:p>
@@ -6721,7 +6994,6 @@
         <w:pStyle w:val="1"/>
       </w:pPr>
       <w:r>
-        <w:lastRenderedPageBreak/>
         <w:t>表</w:t>
       </w:r>
       <w:r>
@@ -7379,7 +7651,7 @@
       </w:pPr>
       <w:r>
         <w:pict w14:anchorId="7339759C">
-          <v:rect id="_x0000_i1216" style="width:0;height:1.5pt" o:hralign="center" o:hrstd="t" o:hr="t" fillcolor="#a0a0a0" stroked="f"/>
+          <v:rect id="_x0000_i1035" style="width:0;height:1.5pt" o:hralign="center" o:hrstd="t" o:hr="t" fillcolor="#a0a0a0" stroked="f"/>
         </w:pict>
       </w:r>
     </w:p>
@@ -7965,7 +8237,7 @@
       </w:pPr>
       <w:r>
         <w:pict w14:anchorId="7E61D5A8">
-          <v:rect id="_x0000_i1217" style="width:0;height:1.5pt" o:hralign="center" o:hrstd="t" o:hr="t" fillcolor="#a0a0a0" stroked="f"/>
+          <v:rect id="_x0000_i1036" style="width:0;height:1.5pt" o:hralign="center" o:hrstd="t" o:hr="t" fillcolor="#a0a0a0" stroked="f"/>
         </w:pict>
       </w:r>
     </w:p>
@@ -8029,6 +8301,7 @@
                 <w:b/>
                 <w:bCs/>
               </w:rPr>
+              <w:lastRenderedPageBreak/>
               <w:t>英文名稱</w:t>
             </w:r>
           </w:p>
@@ -8393,7 +8666,6 @@
           <w:p>
             <w:proofErr w:type="spellStart"/>
             <w:r>
-              <w:lastRenderedPageBreak/>
               <w:t>created_at</w:t>
             </w:r>
             <w:proofErr w:type="spellEnd"/>
@@ -8465,7 +8737,7 @@
       </w:pPr>
       <w:r>
         <w:pict w14:anchorId="0A4E9521">
-          <v:rect id="_x0000_i1218" style="width:0;height:1.5pt" o:hralign="center" o:hrstd="t" o:hr="t" fillcolor="#a0a0a0" stroked="f"/>
+          <v:rect id="_x0000_i1037" style="width:0;height:1.5pt" o:hralign="center" o:hrstd="t" o:hr="t" fillcolor="#a0a0a0" stroked="f"/>
         </w:pict>
       </w:r>
     </w:p>
@@ -8516,17 +8788,17 @@
         <w:tblLook w:val="04A0" w:firstRow="1" w:lastRow="0" w:firstColumn="1" w:lastColumn="0" w:noHBand="0" w:noVBand="1"/>
       </w:tblPr>
       <w:tblGrid>
-        <w:gridCol w:w="2371"/>
-        <w:gridCol w:w="1861"/>
-        <w:gridCol w:w="1304"/>
-        <w:gridCol w:w="1257"/>
-        <w:gridCol w:w="646"/>
-        <w:gridCol w:w="857"/>
+        <w:gridCol w:w="2161"/>
+        <w:gridCol w:w="1992"/>
+        <w:gridCol w:w="1276"/>
+        <w:gridCol w:w="1236"/>
+        <w:gridCol w:w="732"/>
+        <w:gridCol w:w="899"/>
       </w:tblGrid>
       <w:tr>
         <w:tc>
           <w:tcPr>
-            <w:tcW w:w="1385" w:type="pct"/>
+            <w:tcW w:w="1302" w:type="pct"/>
             <w:hideMark/>
           </w:tcPr>
           <w:p>
@@ -8548,7 +8820,7 @@
         </w:tc>
         <w:tc>
           <w:tcPr>
-            <w:tcW w:w="1088" w:type="pct"/>
+            <w:tcW w:w="1200" w:type="pct"/>
             <w:hideMark/>
           </w:tcPr>
           <w:p>
@@ -8570,7 +8842,7 @@
         </w:tc>
         <w:tc>
           <w:tcPr>
-            <w:tcW w:w="762" w:type="pct"/>
+            <w:tcW w:w="769" w:type="pct"/>
             <w:hideMark/>
           </w:tcPr>
           <w:p>
@@ -8592,7 +8864,7 @@
         </w:tc>
         <w:tc>
           <w:tcPr>
-            <w:tcW w:w="734" w:type="pct"/>
+            <w:tcW w:w="745" w:type="pct"/>
             <w:hideMark/>
           </w:tcPr>
           <w:p>
@@ -8614,7 +8886,7 @@
         </w:tc>
         <w:tc>
           <w:tcPr>
-            <w:tcW w:w="378" w:type="pct"/>
+            <w:tcW w:w="441" w:type="pct"/>
             <w:hideMark/>
           </w:tcPr>
           <w:p>
@@ -8636,7 +8908,7 @@
         </w:tc>
         <w:tc>
           <w:tcPr>
-            <w:tcW w:w="497" w:type="pct"/>
+            <w:tcW w:w="542" w:type="pct"/>
             <w:hideMark/>
           </w:tcPr>
           <w:p>
@@ -8662,7 +8934,7 @@
       <w:tr>
         <w:tc>
           <w:tcPr>
-            <w:tcW w:w="1385" w:type="pct"/>
+            <w:tcW w:w="1302" w:type="pct"/>
             <w:hideMark/>
           </w:tcPr>
           <w:p>
@@ -8673,7 +8945,7 @@
         </w:tc>
         <w:tc>
           <w:tcPr>
-            <w:tcW w:w="1088" w:type="pct"/>
+            <w:tcW w:w="1200" w:type="pct"/>
             <w:hideMark/>
           </w:tcPr>
           <w:p>
@@ -8687,7 +8959,7 @@
         </w:tc>
         <w:tc>
           <w:tcPr>
-            <w:tcW w:w="762" w:type="pct"/>
+            <w:tcW w:w="769" w:type="pct"/>
             <w:hideMark/>
           </w:tcPr>
           <w:p>
@@ -8698,7 +8970,7 @@
         </w:tc>
         <w:tc>
           <w:tcPr>
-            <w:tcW w:w="734" w:type="pct"/>
+            <w:tcW w:w="745" w:type="pct"/>
             <w:hideMark/>
           </w:tcPr>
           <w:p>
@@ -8714,7 +8986,7 @@
         </w:tc>
         <w:tc>
           <w:tcPr>
-            <w:tcW w:w="378" w:type="pct"/>
+            <w:tcW w:w="441" w:type="pct"/>
             <w:hideMark/>
           </w:tcPr>
           <w:p>
@@ -8725,7 +8997,7 @@
         </w:tc>
         <w:tc>
           <w:tcPr>
-            <w:tcW w:w="497" w:type="pct"/>
+            <w:tcW w:w="542" w:type="pct"/>
             <w:hideMark/>
           </w:tcPr>
           <w:p/>
@@ -8734,7 +9006,7 @@
       <w:tr>
         <w:tc>
           <w:tcPr>
-            <w:tcW w:w="1385" w:type="pct"/>
+            <w:tcW w:w="1302" w:type="pct"/>
             <w:hideMark/>
           </w:tcPr>
           <w:p>
@@ -8751,7 +9023,7 @@
         </w:tc>
         <w:tc>
           <w:tcPr>
-            <w:tcW w:w="1088" w:type="pct"/>
+            <w:tcW w:w="1200" w:type="pct"/>
             <w:hideMark/>
           </w:tcPr>
           <w:p>
@@ -8762,7 +9034,7 @@
         </w:tc>
         <w:tc>
           <w:tcPr>
-            <w:tcW w:w="762" w:type="pct"/>
+            <w:tcW w:w="769" w:type="pct"/>
             <w:hideMark/>
           </w:tcPr>
           <w:p>
@@ -8773,7 +9045,7 @@
         </w:tc>
         <w:tc>
           <w:tcPr>
-            <w:tcW w:w="734" w:type="pct"/>
+            <w:tcW w:w="745" w:type="pct"/>
             <w:hideMark/>
           </w:tcPr>
           <w:p>
@@ -8784,14 +9056,14 @@
         </w:tc>
         <w:tc>
           <w:tcPr>
-            <w:tcW w:w="378" w:type="pct"/>
+            <w:tcW w:w="441" w:type="pct"/>
             <w:hideMark/>
           </w:tcPr>
           <w:p/>
         </w:tc>
         <w:tc>
           <w:tcPr>
-            <w:tcW w:w="497" w:type="pct"/>
+            <w:tcW w:w="542" w:type="pct"/>
             <w:hideMark/>
           </w:tcPr>
           <w:p>
@@ -8808,7 +9080,7 @@
       <w:tr>
         <w:tc>
           <w:tcPr>
-            <w:tcW w:w="1385" w:type="pct"/>
+            <w:tcW w:w="1302" w:type="pct"/>
             <w:hideMark/>
           </w:tcPr>
           <w:p>
@@ -8827,7 +9099,7 @@
         </w:tc>
         <w:tc>
           <w:tcPr>
-            <w:tcW w:w="1088" w:type="pct"/>
+            <w:tcW w:w="1200" w:type="pct"/>
             <w:hideMark/>
           </w:tcPr>
           <w:p>
@@ -8841,7 +9113,7 @@
         </w:tc>
         <w:tc>
           <w:tcPr>
-            <w:tcW w:w="762" w:type="pct"/>
+            <w:tcW w:w="769" w:type="pct"/>
             <w:hideMark/>
           </w:tcPr>
           <w:p>
@@ -8852,7 +9124,7 @@
         </w:tc>
         <w:tc>
           <w:tcPr>
-            <w:tcW w:w="734" w:type="pct"/>
+            <w:tcW w:w="745" w:type="pct"/>
             <w:hideMark/>
           </w:tcPr>
           <w:p>
@@ -8868,14 +9140,14 @@
         </w:tc>
         <w:tc>
           <w:tcPr>
-            <w:tcW w:w="378" w:type="pct"/>
+            <w:tcW w:w="441" w:type="pct"/>
             <w:hideMark/>
           </w:tcPr>
           <w:p/>
         </w:tc>
         <w:tc>
           <w:tcPr>
-            <w:tcW w:w="497" w:type="pct"/>
+            <w:tcW w:w="542" w:type="pct"/>
             <w:hideMark/>
           </w:tcPr>
           <w:p>
@@ -8894,7 +9166,7 @@
       <w:tr>
         <w:tc>
           <w:tcPr>
-            <w:tcW w:w="1385" w:type="pct"/>
+            <w:tcW w:w="1302" w:type="pct"/>
             <w:hideMark/>
           </w:tcPr>
           <w:p>
@@ -8907,7 +9179,7 @@
         </w:tc>
         <w:tc>
           <w:tcPr>
-            <w:tcW w:w="1088" w:type="pct"/>
+            <w:tcW w:w="1200" w:type="pct"/>
             <w:hideMark/>
           </w:tcPr>
           <w:p>
@@ -8918,7 +9190,7 @@
         </w:tc>
         <w:tc>
           <w:tcPr>
-            <w:tcW w:w="762" w:type="pct"/>
+            <w:tcW w:w="769" w:type="pct"/>
             <w:hideMark/>
           </w:tcPr>
           <w:p>
@@ -8929,7 +9201,7 @@
         </w:tc>
         <w:tc>
           <w:tcPr>
-            <w:tcW w:w="734" w:type="pct"/>
+            <w:tcW w:w="745" w:type="pct"/>
             <w:hideMark/>
           </w:tcPr>
           <w:p>
@@ -8940,14 +9212,14 @@
         </w:tc>
         <w:tc>
           <w:tcPr>
-            <w:tcW w:w="378" w:type="pct"/>
+            <w:tcW w:w="441" w:type="pct"/>
             <w:hideMark/>
           </w:tcPr>
           <w:p/>
         </w:tc>
         <w:tc>
           <w:tcPr>
-            <w:tcW w:w="497" w:type="pct"/>
+            <w:tcW w:w="542" w:type="pct"/>
             <w:hideMark/>
           </w:tcPr>
           <w:p>
@@ -8964,7 +9236,7 @@
       <w:tr>
         <w:tc>
           <w:tcPr>
-            <w:tcW w:w="1385" w:type="pct"/>
+            <w:tcW w:w="1302" w:type="pct"/>
             <w:hideMark/>
           </w:tcPr>
           <w:p>
@@ -8983,7 +9255,7 @@
         </w:tc>
         <w:tc>
           <w:tcPr>
-            <w:tcW w:w="1088" w:type="pct"/>
+            <w:tcW w:w="1200" w:type="pct"/>
             <w:hideMark/>
           </w:tcPr>
           <w:p>
@@ -8994,7 +9266,7 @@
         </w:tc>
         <w:tc>
           <w:tcPr>
-            <w:tcW w:w="762" w:type="pct"/>
+            <w:tcW w:w="769" w:type="pct"/>
             <w:hideMark/>
           </w:tcPr>
           <w:p>
@@ -9005,7 +9277,7 @@
         </w:tc>
         <w:tc>
           <w:tcPr>
-            <w:tcW w:w="734" w:type="pct"/>
+            <w:tcW w:w="745" w:type="pct"/>
             <w:hideMark/>
           </w:tcPr>
           <w:p>
@@ -9016,14 +9288,14 @@
         </w:tc>
         <w:tc>
           <w:tcPr>
-            <w:tcW w:w="378" w:type="pct"/>
+            <w:tcW w:w="441" w:type="pct"/>
             <w:hideMark/>
           </w:tcPr>
           <w:p/>
         </w:tc>
         <w:tc>
           <w:tcPr>
-            <w:tcW w:w="497" w:type="pct"/>
+            <w:tcW w:w="542" w:type="pct"/>
             <w:hideMark/>
           </w:tcPr>
           <w:p>
@@ -9040,7 +9312,7 @@
       <w:tr>
         <w:tc>
           <w:tcPr>
-            <w:tcW w:w="1385" w:type="pct"/>
+            <w:tcW w:w="1302" w:type="pct"/>
             <w:hideMark/>
           </w:tcPr>
           <w:p>
@@ -9059,7 +9331,7 @@
         </w:tc>
         <w:tc>
           <w:tcPr>
-            <w:tcW w:w="1088" w:type="pct"/>
+            <w:tcW w:w="1200" w:type="pct"/>
             <w:hideMark/>
           </w:tcPr>
           <w:p>
@@ -9070,7 +9342,7 @@
         </w:tc>
         <w:tc>
           <w:tcPr>
-            <w:tcW w:w="762" w:type="pct"/>
+            <w:tcW w:w="769" w:type="pct"/>
             <w:hideMark/>
           </w:tcPr>
           <w:p>
@@ -9081,7 +9353,7 @@
         </w:tc>
         <w:tc>
           <w:tcPr>
-            <w:tcW w:w="734" w:type="pct"/>
+            <w:tcW w:w="745" w:type="pct"/>
             <w:hideMark/>
           </w:tcPr>
           <w:p>
@@ -9097,14 +9369,14 @@
         </w:tc>
         <w:tc>
           <w:tcPr>
-            <w:tcW w:w="378" w:type="pct"/>
+            <w:tcW w:w="441" w:type="pct"/>
             <w:hideMark/>
           </w:tcPr>
           <w:p/>
         </w:tc>
         <w:tc>
           <w:tcPr>
-            <w:tcW w:w="497" w:type="pct"/>
+            <w:tcW w:w="542" w:type="pct"/>
             <w:hideMark/>
           </w:tcPr>
           <w:p>
@@ -9121,7 +9393,7 @@
       <w:tr>
         <w:tc>
           <w:tcPr>
-            <w:tcW w:w="1385" w:type="pct"/>
+            <w:tcW w:w="1302" w:type="pct"/>
             <w:hideMark/>
           </w:tcPr>
           <w:p>
@@ -9140,18 +9412,18 @@
         </w:tc>
         <w:tc>
           <w:tcPr>
-            <w:tcW w:w="1088" w:type="pct"/>
-            <w:hideMark/>
-          </w:tcPr>
-          <w:p>
-            <w:r>
-              <w:t>當前進度</w:t>
-            </w:r>
-          </w:p>
-        </w:tc>
-        <w:tc>
-          <w:tcPr>
-            <w:tcW w:w="762" w:type="pct"/>
+            <w:tcW w:w="1200" w:type="pct"/>
+            <w:hideMark/>
+          </w:tcPr>
+          <w:p>
+            <w:r>
+              <w:t>小組目前進度</w:t>
+            </w:r>
+          </w:p>
+        </w:tc>
+        <w:tc>
+          <w:tcPr>
+            <w:tcW w:w="769" w:type="pct"/>
             <w:hideMark/>
           </w:tcPr>
           <w:p>
@@ -9162,7 +9434,7 @@
         </w:tc>
         <w:tc>
           <w:tcPr>
-            <w:tcW w:w="734" w:type="pct"/>
+            <w:tcW w:w="745" w:type="pct"/>
             <w:hideMark/>
           </w:tcPr>
           <w:p>
@@ -9178,14 +9450,14 @@
         </w:tc>
         <w:tc>
           <w:tcPr>
-            <w:tcW w:w="378" w:type="pct"/>
+            <w:tcW w:w="441" w:type="pct"/>
             <w:hideMark/>
           </w:tcPr>
           <w:p/>
         </w:tc>
         <w:tc>
           <w:tcPr>
-            <w:tcW w:w="497" w:type="pct"/>
+            <w:tcW w:w="542" w:type="pct"/>
             <w:hideMark/>
           </w:tcPr>
           <w:p>
@@ -9202,7 +9474,7 @@
       <w:tr>
         <w:tc>
           <w:tcPr>
-            <w:tcW w:w="1385" w:type="pct"/>
+            <w:tcW w:w="1302" w:type="pct"/>
             <w:hideMark/>
           </w:tcPr>
           <w:p>
@@ -9221,7 +9493,7 @@
         </w:tc>
         <w:tc>
           <w:tcPr>
-            <w:tcW w:w="1088" w:type="pct"/>
+            <w:tcW w:w="1200" w:type="pct"/>
             <w:hideMark/>
           </w:tcPr>
           <w:p>
@@ -9232,7 +9504,7 @@
         </w:tc>
         <w:tc>
           <w:tcPr>
-            <w:tcW w:w="762" w:type="pct"/>
+            <w:tcW w:w="769" w:type="pct"/>
             <w:hideMark/>
           </w:tcPr>
           <w:p>
@@ -9243,7 +9515,7 @@
         </w:tc>
         <w:tc>
           <w:tcPr>
-            <w:tcW w:w="734" w:type="pct"/>
+            <w:tcW w:w="745" w:type="pct"/>
             <w:hideMark/>
           </w:tcPr>
           <w:p>
@@ -9259,14 +9531,14 @@
         </w:tc>
         <w:tc>
           <w:tcPr>
-            <w:tcW w:w="378" w:type="pct"/>
+            <w:tcW w:w="441" w:type="pct"/>
             <w:hideMark/>
           </w:tcPr>
           <w:p/>
         </w:tc>
         <w:tc>
           <w:tcPr>
-            <w:tcW w:w="497" w:type="pct"/>
+            <w:tcW w:w="542" w:type="pct"/>
             <w:hideMark/>
           </w:tcPr>
           <w:p>
@@ -9283,7 +9555,7 @@
       <w:tr>
         <w:tc>
           <w:tcPr>
-            <w:tcW w:w="1385" w:type="pct"/>
+            <w:tcW w:w="1302" w:type="pct"/>
             <w:hideMark/>
           </w:tcPr>
           <w:p>
@@ -9302,18 +9574,21 @@
         </w:tc>
         <w:tc>
           <w:tcPr>
-            <w:tcW w:w="1088" w:type="pct"/>
-            <w:hideMark/>
-          </w:tcPr>
-          <w:p>
-            <w:r>
-              <w:t>是否發放獎勵</w:t>
-            </w:r>
-          </w:p>
-        </w:tc>
-        <w:tc>
-          <w:tcPr>
-            <w:tcW w:w="762" w:type="pct"/>
+            <w:tcW w:w="1200" w:type="pct"/>
+            <w:hideMark/>
+          </w:tcPr>
+          <w:p>
+            <w:r>
+              <w:t>是否已發放</w:t>
+            </w:r>
+            <w:r>
+              <w:t>獎勵</w:t>
+            </w:r>
+          </w:p>
+        </w:tc>
+        <w:tc>
+          <w:tcPr>
+            <w:tcW w:w="769" w:type="pct"/>
             <w:hideMark/>
           </w:tcPr>
           <w:p>
@@ -9324,7 +9599,7 @@
         </w:tc>
         <w:tc>
           <w:tcPr>
-            <w:tcW w:w="734" w:type="pct"/>
+            <w:tcW w:w="745" w:type="pct"/>
             <w:hideMark/>
           </w:tcPr>
           <w:p>
@@ -9335,14 +9610,14 @@
         </w:tc>
         <w:tc>
           <w:tcPr>
-            <w:tcW w:w="378" w:type="pct"/>
+            <w:tcW w:w="441" w:type="pct"/>
             <w:hideMark/>
           </w:tcPr>
           <w:p/>
         </w:tc>
         <w:tc>
           <w:tcPr>
-            <w:tcW w:w="497" w:type="pct"/>
+            <w:tcW w:w="542" w:type="pct"/>
             <w:hideMark/>
           </w:tcPr>
           <w:p>
@@ -9366,7 +9641,7 @@
       </w:pPr>
       <w:r>
         <w:pict w14:anchorId="03BBD9A6">
-          <v:rect id="_x0000_i1219" style="width:0;height:1.5pt" o:hralign="center" o:hrstd="t" o:hr="t" fillcolor="#a0a0a0" stroked="f"/>
+          <v:rect id="_x0000_i1038" style="width:0;height:1.5pt" o:hralign="center" o:hrstd="t" o:hr="t" fillcolor="#a0a0a0" stroked="f"/>
         </w:pict>
       </w:r>
     </w:p>
@@ -10045,6 +10320,7 @@
             </w:pPr>
             <w:proofErr w:type="spellStart"/>
             <w:r>
+              <w:lastRenderedPageBreak/>
               <w:t>group_logins</w:t>
             </w:r>
             <w:proofErr w:type="spellEnd"/>
@@ -10121,7 +10397,7 @@
       </w:pPr>
       <w:r>
         <w:pict w14:anchorId="589973CB">
-          <v:rect id="_x0000_i1220" style="width:0;height:1.5pt" o:hralign="center" o:hrstd="t" o:hr="t" fillcolor="#a0a0a0" stroked="f"/>
+          <v:rect id="_x0000_i1039" style="width:0;height:1.5pt" o:hralign="center" o:hrstd="t" o:hr="t" fillcolor="#a0a0a0" stroked="f"/>
         </w:pict>
       </w:r>
     </w:p>
@@ -10130,7 +10406,6 @@
         <w:pStyle w:val="1"/>
       </w:pPr>
       <w:r>
-        <w:lastRenderedPageBreak/>
         <w:t>表</w:t>
       </w:r>
       <w:r>
@@ -10788,7 +11063,7 @@
       </w:pPr>
       <w:r>
         <w:pict w14:anchorId="11FC1F52">
-          <v:rect id="_x0000_i1221" style="width:0;height:1.5pt" o:hralign="center" o:hrstd="t" o:hr="t" fillcolor="#a0a0a0" stroked="f"/>
+          <v:rect id="_x0000_i1040" style="width:0;height:1.5pt" o:hralign="center" o:hrstd="t" o:hr="t" fillcolor="#a0a0a0" stroked="f"/>
         </w:pict>
       </w:r>
     </w:p>
@@ -11584,6 +11859,44 @@
     </w:sectPr>
   </w:body>
 </w:document>
+</file>
+
+<file path=word/endnotes.xml><?xml version="1.0" encoding="utf-8"?>
+<w:endnotes xmlns:wpc="http://schemas.microsoft.com/office/word/2010/wordprocessingCanvas" xmlns:cx="http://schemas.microsoft.com/office/drawing/2014/chartex" xmlns:cx1="http://schemas.microsoft.com/office/drawing/2015/9/8/chartex" xmlns:cx2="http://schemas.microsoft.com/office/drawing/2015/10/21/chartex" xmlns:cx3="http://schemas.microsoft.com/office/drawing/2016/5/9/chartex" xmlns:cx4="http://schemas.microsoft.com/office/drawing/2016/5/10/chartex" xmlns:cx5="http://schemas.microsoft.com/office/drawing/2016/5/11/chartex" xmlns:cx6="http://schemas.microsoft.com/office/drawing/2016/5/12/chartex" xmlns:cx7="http://schemas.microsoft.com/office/drawing/2016/5/13/chartex" xmlns:cx8="http://schemas.microsoft.com/office/drawing/2016/5/14/chartex" xmlns:mc="http://schemas.openxmlformats.org/markup-compatibility/2006" xmlns:aink="http://schemas.microsoft.com/office/drawing/2016/ink" xmlns:am3d="http://schemas.microsoft.com/office/drawing/2017/model3d" xmlns:o="urn:schemas-microsoft-com:office:office" xmlns:r="http://schemas.openxmlformats.org/officeDocument/2006/relationships" xmlns:m="http://schemas.openxmlformats.org/officeDocument/2006/math" xmlns:v="urn:schemas-microsoft-com:vml" xmlns:wp14="http://schemas.microsoft.com/office/word/2010/wordprocessingDrawing" xmlns:wp="http://schemas.openxmlformats.org/drawingml/2006/wordprocessingDrawing" xmlns:w10="urn:schemas-microsoft-com:office:word" xmlns:w="http://schemas.openxmlformats.org/wordprocessingml/2006/main" xmlns:w14="http://schemas.microsoft.com/office/word/2010/wordml" xmlns:w15="http://schemas.microsoft.com/office/word/2012/wordml" xmlns:w16cex="http://schemas.microsoft.com/office/word/2018/wordml/cex" xmlns:w16cid="http://schemas.microsoft.com/office/word/2016/wordml/cid" xmlns:w16="http://schemas.microsoft.com/office/word/2018/wordml" xmlns:w16sdtdh="http://schemas.microsoft.com/office/word/2020/wordml/sdtdatahash" xmlns:w16se="http://schemas.microsoft.com/office/word/2015/wordml/symex" xmlns:wpg="http://schemas.microsoft.com/office/word/2010/wordprocessingGroup" xmlns:wpi="http://schemas.microsoft.com/office/word/2010/wordprocessingInk" xmlns:wne="http://schemas.microsoft.com/office/word/2006/wordml" xmlns:wps="http://schemas.microsoft.com/office/word/2010/wordprocessingShape" mc:Ignorable="w14 w15 w16se w16cid w16 w16cex w16sdtdh wp14">
+  <w:endnote w:type="separator" w:id="-1">
+    <w:p>
+      <w:r>
+        <w:separator/>
+      </w:r>
+    </w:p>
+  </w:endnote>
+  <w:endnote w:type="continuationSeparator" w:id="0">
+    <w:p>
+      <w:r>
+        <w:continuationSeparator/>
+      </w:r>
+    </w:p>
+  </w:endnote>
+</w:endnotes>
+</file>
+
+<file path=word/footnotes.xml><?xml version="1.0" encoding="utf-8"?>
+<w:footnotes xmlns:wpc="http://schemas.microsoft.com/office/word/2010/wordprocessingCanvas" xmlns:cx="http://schemas.microsoft.com/office/drawing/2014/chartex" xmlns:cx1="http://schemas.microsoft.com/office/drawing/2015/9/8/chartex" xmlns:cx2="http://schemas.microsoft.com/office/drawing/2015/10/21/chartex" xmlns:cx3="http://schemas.microsoft.com/office/drawing/2016/5/9/chartex" xmlns:cx4="http://schemas.microsoft.com/office/drawing/2016/5/10/chartex" xmlns:cx5="http://schemas.microsoft.com/office/drawing/2016/5/11/chartex" xmlns:cx6="http://schemas.microsoft.com/office/drawing/2016/5/12/chartex" xmlns:cx7="http://schemas.microsoft.com/office/drawing/2016/5/13/chartex" xmlns:cx8="http://schemas.microsoft.com/office/drawing/2016/5/14/chartex" xmlns:mc="http://schemas.openxmlformats.org/markup-compatibility/2006" xmlns:aink="http://schemas.microsoft.com/office/drawing/2016/ink" xmlns:am3d="http://schemas.microsoft.com/office/drawing/2017/model3d" xmlns:o="urn:schemas-microsoft-com:office:office" xmlns:r="http://schemas.openxmlformats.org/officeDocument/2006/relationships" xmlns:m="http://schemas.openxmlformats.org/officeDocument/2006/math" xmlns:v="urn:schemas-microsoft-com:vml" xmlns:wp14="http://schemas.microsoft.com/office/word/2010/wordprocessingDrawing" xmlns:wp="http://schemas.openxmlformats.org/drawingml/2006/wordprocessingDrawing" xmlns:w10="urn:schemas-microsoft-com:office:word" xmlns:w="http://schemas.openxmlformats.org/wordprocessingml/2006/main" xmlns:w14="http://schemas.microsoft.com/office/word/2010/wordml" xmlns:w15="http://schemas.microsoft.com/office/word/2012/wordml" xmlns:w16cex="http://schemas.microsoft.com/office/word/2018/wordml/cex" xmlns:w16cid="http://schemas.microsoft.com/office/word/2016/wordml/cid" xmlns:w16="http://schemas.microsoft.com/office/word/2018/wordml" xmlns:w16sdtdh="http://schemas.microsoft.com/office/word/2020/wordml/sdtdatahash" xmlns:w16se="http://schemas.microsoft.com/office/word/2015/wordml/symex" xmlns:wpg="http://schemas.microsoft.com/office/word/2010/wordprocessingGroup" xmlns:wpi="http://schemas.microsoft.com/office/word/2010/wordprocessingInk" xmlns:wne="http://schemas.microsoft.com/office/word/2006/wordml" xmlns:wps="http://schemas.microsoft.com/office/word/2010/wordprocessingShape" mc:Ignorable="w14 w15 w16se w16cid w16 w16cex w16sdtdh wp14">
+  <w:footnote w:type="separator" w:id="-1">
+    <w:p>
+      <w:r>
+        <w:separator/>
+      </w:r>
+    </w:p>
+  </w:footnote>
+  <w:footnote w:type="continuationSeparator" w:id="0">
+    <w:p>
+      <w:r>
+        <w:continuationSeparator/>
+      </w:r>
+    </w:p>
+  </w:footnote>
+</w:footnotes>
 </file>
 
 <file path=word/numbering.xml><?xml version="1.0" encoding="utf-8"?>
@@ -12300,6 +12613,66 @@
       </w:tblBorders>
     </w:tblPr>
   </w:style>
+  <w:style w:type="paragraph" w:styleId="a5">
+    <w:name w:val="header"/>
+    <w:basedOn w:val="a"/>
+    <w:link w:val="a6"/>
+    <w:uiPriority w:val="99"/>
+    <w:unhideWhenUsed/>
+    <w:rsid w:val="002B0133"/>
+    <w:pPr>
+      <w:tabs>
+        <w:tab w:val="center" w:pos="4153"/>
+        <w:tab w:val="right" w:pos="8306"/>
+      </w:tabs>
+      <w:snapToGrid w:val="0"/>
+    </w:pPr>
+    <w:rPr>
+      <w:sz w:val="20"/>
+      <w:szCs w:val="20"/>
+    </w:rPr>
+  </w:style>
+  <w:style w:type="character" w:customStyle="1" w:styleId="a6">
+    <w:name w:val="頁首 字元"/>
+    <w:basedOn w:val="a0"/>
+    <w:link w:val="a5"/>
+    <w:uiPriority w:val="99"/>
+    <w:rsid w:val="002B0133"/>
+    <w:rPr>
+      <w:sz w:val="20"/>
+      <w:szCs w:val="20"/>
+    </w:rPr>
+  </w:style>
+  <w:style w:type="paragraph" w:styleId="a7">
+    <w:name w:val="footer"/>
+    <w:basedOn w:val="a"/>
+    <w:link w:val="a8"/>
+    <w:uiPriority w:val="99"/>
+    <w:unhideWhenUsed/>
+    <w:rsid w:val="002B0133"/>
+    <w:pPr>
+      <w:tabs>
+        <w:tab w:val="center" w:pos="4153"/>
+        <w:tab w:val="right" w:pos="8306"/>
+      </w:tabs>
+      <w:snapToGrid w:val="0"/>
+    </w:pPr>
+    <w:rPr>
+      <w:sz w:val="20"/>
+      <w:szCs w:val="20"/>
+    </w:rPr>
+  </w:style>
+  <w:style w:type="character" w:customStyle="1" w:styleId="a8">
+    <w:name w:val="頁尾 字元"/>
+    <w:basedOn w:val="a0"/>
+    <w:link w:val="a7"/>
+    <w:uiPriority w:val="99"/>
+    <w:rsid w:val="002B0133"/>
+    <w:rPr>
+      <w:sz w:val="20"/>
+      <w:szCs w:val="20"/>
+    </w:rPr>
+  </w:style>
 </w:styles>
 </file>
 
